--- a/Лист_задания_Лавшук.docx
+++ b/Лист_задания_Лавшук.docx
@@ -167,7 +167,7 @@
           <w:sz w:val="24"/>
           <w:szCs w:val="24"/>
         </w:rPr>
-        <w:t>___”________________2024г.</w:t>
+        <w:t>___”________________2026г.</w:t>
       </w:r>
     </w:p>
     <w:p>
@@ -266,15 +266,11 @@
               <w:pStyle w:val="Normal"/>
               <w:spacing w:before="0" w:after="0"/>
               <w:ind w:end="0"/>
-              <w:rPr>
-                <w:highlight w:val="none"/>
-                <w:shd w:fill="auto" w:val="clear"/>
-              </w:rPr>
+              <w:rPr/>
             </w:pPr>
             <w:r>
               <w:rPr>
                 <w:szCs w:val="24"/>
-                <w:shd w:fill="auto" w:val="clear"/>
               </w:rPr>
               <w:t>Специальность:</w:t>
             </w:r>
@@ -283,41 +279,26 @@
                 <w:color w:val="000000"/>
                 <w:sz w:val="20"/>
                 <w:szCs w:val="18"/>
-                <w:shd w:fill="auto" w:val="clear"/>
               </w:rPr>
               <w:t xml:space="preserve"> </w:t>
             </w:r>
             <w:r>
+              <w:rPr/>
+              <w:t>6-05-0612-01 Программная инженерия</w:t>
+            </w:r>
+          </w:p>
+          <w:p>
+            <w:pPr>
+              <w:pStyle w:val="Normal"/>
+              <w:spacing w:before="0" w:after="0"/>
+              <w:ind w:end="0"/>
               <w:rPr>
                 <w:szCs w:val="24"/>
-                <w:u w:val="single"/>
-                <w:shd w:fill="auto" w:val="clear"/>
               </w:rPr>
-              <w:t>1-40 01 01 Программное обеспечение информационных технологий</w:t>
-            </w:r>
+            </w:pPr>
             <w:r>
               <w:rPr>
                 <w:szCs w:val="24"/>
-                <w:u w:val="single"/>
-                <w:shd w:fill="auto" w:val="clear"/>
-              </w:rPr>
-              <w:t xml:space="preserve"> </w:t>
-            </w:r>
-          </w:p>
-          <w:p>
-            <w:pPr>
-              <w:pStyle w:val="Normal"/>
-              <w:spacing w:before="0" w:after="0"/>
-              <w:ind w:end="0"/>
-              <w:rPr>
-                <w:highlight w:val="none"/>
-                <w:shd w:fill="auto" w:val="clear"/>
-              </w:rPr>
-            </w:pPr>
-            <w:r>
-              <w:rPr>
-                <w:szCs w:val="24"/>
-                <w:shd w:fill="auto" w:val="clear"/>
               </w:rPr>
               <w:t xml:space="preserve">Студент: </w:t>
             </w:r>
@@ -386,18 +367,22 @@
               </w:tabs>
               <w:spacing w:before="0" w:after="0"/>
               <w:ind w:end="0"/>
+              <w:rPr/>
+            </w:pPr>
+            <w:r>
               <w:rPr>
-                <w:highlight w:val="none"/>
-                <w:shd w:fill="auto" w:val="clear"/>
+                <w:b/>
+                <w:bCs/>
               </w:rPr>
-            </w:pPr>
+              <w:t xml:space="preserve">Тема: </w:t>
+            </w:r>
             <w:r>
               <w:rPr>
                 <w:b/>
                 <w:bCs/>
                 <w:shd w:fill="auto" w:val="clear"/>
               </w:rPr>
-              <w:t xml:space="preserve">Тема:  </w:t>
+              <w:t xml:space="preserve"> </w:t>
             </w:r>
             <w:r>
               <w:rPr>
@@ -461,21 +446,7 @@
           <w:szCs w:val="24"/>
           <w:u w:val="single"/>
         </w:rPr>
-        <w:t>20 мая 202</w:t>
-      </w:r>
-      <w:r>
-        <w:rPr>
-          <w:szCs w:val="24"/>
-          <w:u w:val="single"/>
-        </w:rPr>
-        <w:t>6</w:t>
-      </w:r>
-      <w:r>
-        <w:rPr>
-          <w:szCs w:val="24"/>
-          <w:u w:val="single"/>
-        </w:rPr>
-        <w:t xml:space="preserve"> г.</w:t>
+        <w:t>18 мая 2026 г.</w:t>
       </w:r>
       <w:r>
         <w:rPr>
@@ -518,7 +489,7 @@
       </w:r>
       <w:r>
         <w:rPr/>
-        <w:t>. Функционально ПС поддерживает:</w:t>
+        <w:t xml:space="preserve">. Функционально ПС поддерживает: </w:t>
       </w:r>
     </w:p>
     <w:p>
@@ -529,10 +500,17 @@
           <w:numId w:val="4"/>
         </w:numPr>
         <w:spacing w:before="0" w:after="0"/>
-        <w:rPr/>
-      </w:pPr>
-      <w:r>
-        <w:rPr/>
+        <w:ind w:hanging="360" w:start="720" w:end="85"/>
+        <w:rPr>
+          <w:sz w:val="24"/>
+          <w:szCs w:val="24"/>
+        </w:rPr>
+      </w:pPr>
+      <w:r>
+        <w:rPr>
+          <w:sz w:val="24"/>
+          <w:szCs w:val="24"/>
+        </w:rPr>
         <w:t>Функции частного инвестора:</w:t>
       </w:r>
     </w:p>
@@ -544,10 +522,17 @@
           <w:numId w:val="4"/>
         </w:numPr>
         <w:spacing w:before="0" w:after="0"/>
-        <w:rPr/>
-      </w:pPr>
-      <w:r>
-        <w:rPr/>
+        <w:ind w:hanging="360" w:start="1080" w:end="85"/>
+        <w:rPr>
+          <w:sz w:val="24"/>
+          <w:szCs w:val="24"/>
+        </w:rPr>
+      </w:pPr>
+      <w:r>
+        <w:rPr>
+          <w:sz w:val="24"/>
+          <w:szCs w:val="24"/>
+        </w:rPr>
         <w:t>Добавлять активы трех видов (акции, криптовалюты, финансовые счеты);</w:t>
       </w:r>
     </w:p>
@@ -559,11 +544,46 @@
           <w:numId w:val="4"/>
         </w:numPr>
         <w:spacing w:before="0" w:after="0"/>
-        <w:rPr/>
-      </w:pPr>
-      <w:r>
-        <w:rPr/>
-        <w:t>Просматривать общую сводку всех активов (показатели P&amp;L, текущую цену и график для каждого актива);</w:t>
+        <w:ind w:hanging="360" w:start="1080" w:end="85"/>
+        <w:rPr>
+          <w:sz w:val="24"/>
+          <w:szCs w:val="24"/>
+        </w:rPr>
+      </w:pPr>
+      <w:r>
+        <w:rPr>
+          <w:sz w:val="24"/>
+          <w:szCs w:val="24"/>
+        </w:rPr>
+        <w:t xml:space="preserve">Просматривать общую сводку всех активов (P&amp;L, </w:t>
+      </w:r>
+      <w:r>
+        <w:rPr>
+          <w:sz w:val="24"/>
+          <w:szCs w:val="24"/>
+        </w:rPr>
+        <w:t>цена,</w:t>
+      </w:r>
+      <w:r>
+        <w:rPr>
+          <w:sz w:val="24"/>
+          <w:szCs w:val="24"/>
+        </w:rPr>
+        <w:t xml:space="preserve"> график </w:t>
+      </w:r>
+      <w:r>
+        <w:rPr>
+          <w:sz w:val="24"/>
+          <w:szCs w:val="24"/>
+        </w:rPr>
+        <w:t>цен</w:t>
+      </w:r>
+      <w:r>
+        <w:rPr>
+          <w:sz w:val="24"/>
+          <w:szCs w:val="24"/>
+        </w:rPr>
+        <w:t>);</w:t>
       </w:r>
     </w:p>
     <w:p>
@@ -574,11 +594,74 @@
           <w:numId w:val="4"/>
         </w:numPr>
         <w:spacing w:before="0" w:after="0"/>
-        <w:rPr/>
-      </w:pPr>
-      <w:r>
-        <w:rPr/>
-        <w:t>Просматривать детальную сводку активов (ROI, волатильность, максимальная просадка, коэффициент Шарпа, средневзвешенная цена покупки);</w:t>
+        <w:ind w:hanging="360" w:start="1080" w:end="85"/>
+        <w:rPr>
+          <w:sz w:val="24"/>
+          <w:szCs w:val="24"/>
+        </w:rPr>
+      </w:pPr>
+      <w:r>
+        <w:rPr>
+          <w:sz w:val="24"/>
+          <w:szCs w:val="24"/>
+        </w:rPr>
+        <w:t xml:space="preserve">Просматривать детальную сводку активов (ROI, </w:t>
+      </w:r>
+      <w:r>
+        <w:rPr>
+          <w:sz w:val="24"/>
+          <w:szCs w:val="24"/>
+        </w:rPr>
+        <w:t>Vol</w:t>
+      </w:r>
+      <w:r>
+        <w:rPr>
+          <w:sz w:val="24"/>
+          <w:szCs w:val="24"/>
+        </w:rPr>
+        <w:t xml:space="preserve">, </w:t>
+      </w:r>
+      <w:r>
+        <w:rPr>
+          <w:sz w:val="24"/>
+          <w:szCs w:val="24"/>
+        </w:rPr>
+        <w:t>MDD</w:t>
+      </w:r>
+      <w:r>
+        <w:rPr>
+          <w:sz w:val="24"/>
+          <w:szCs w:val="24"/>
+        </w:rPr>
+        <w:t xml:space="preserve">, </w:t>
+      </w:r>
+      <w:r>
+        <w:rPr>
+          <w:sz w:val="24"/>
+          <w:szCs w:val="24"/>
+        </w:rPr>
+        <w:t>Sharp</w:t>
+      </w:r>
+      <w:r>
+        <w:rPr>
+          <w:sz w:val="24"/>
+          <w:szCs w:val="24"/>
+        </w:rPr>
+        <w:t xml:space="preserve">, </w:t>
+      </w:r>
+      <w:r>
+        <w:rPr>
+          <w:sz w:val="24"/>
+          <w:szCs w:val="24"/>
+        </w:rPr>
+        <w:t>VWAP</w:t>
+      </w:r>
+      <w:r>
+        <w:rPr>
+          <w:sz w:val="24"/>
+          <w:szCs w:val="24"/>
+        </w:rPr>
+        <w:t>);</w:t>
       </w:r>
     </w:p>
     <w:p>
@@ -589,11 +672,18 @@
           <w:numId w:val="4"/>
         </w:numPr>
         <w:spacing w:before="0" w:after="0"/>
-        <w:rPr/>
-      </w:pPr>
-      <w:r>
-        <w:rPr/>
-        <w:t>Просматривать круговую диаграмму диверсифицированности портфеля;</w:t>
+        <w:ind w:hanging="360" w:start="1080" w:end="85"/>
+        <w:rPr>
+          <w:sz w:val="24"/>
+          <w:szCs w:val="24"/>
+        </w:rPr>
+      </w:pPr>
+      <w:r>
+        <w:rPr>
+          <w:sz w:val="24"/>
+          <w:szCs w:val="24"/>
+        </w:rPr>
+        <w:t>Создать учетную запись;</w:t>
       </w:r>
     </w:p>
     <w:p>
@@ -604,11 +694,18 @@
           <w:numId w:val="4"/>
         </w:numPr>
         <w:spacing w:before="0" w:after="0"/>
-        <w:rPr/>
-      </w:pPr>
-      <w:r>
-        <w:rPr/>
-        <w:t>Создать учетную запись;</w:t>
+        <w:ind w:hanging="360" w:start="1080" w:end="85"/>
+        <w:rPr>
+          <w:sz w:val="24"/>
+          <w:szCs w:val="24"/>
+        </w:rPr>
+      </w:pPr>
+      <w:r>
+        <w:rPr>
+          <w:sz w:val="24"/>
+          <w:szCs w:val="24"/>
+        </w:rPr>
+        <w:t>Помечать активы пользовательскими тегами;</w:t>
       </w:r>
     </w:p>
     <w:p>
@@ -619,11 +716,18 @@
           <w:numId w:val="4"/>
         </w:numPr>
         <w:spacing w:before="0" w:after="0"/>
-        <w:rPr/>
-      </w:pPr>
-      <w:r>
-        <w:rPr/>
-        <w:t>Помечать активы пользовательскими тегами;</w:t>
+        <w:ind w:hanging="360" w:start="1080" w:end="85"/>
+        <w:rPr>
+          <w:sz w:val="24"/>
+          <w:szCs w:val="24"/>
+        </w:rPr>
+      </w:pPr>
+      <w:r>
+        <w:rPr>
+          <w:sz w:val="24"/>
+          <w:szCs w:val="24"/>
+        </w:rPr>
+        <w:t>Рассчитывать налоги в РБ;</w:t>
       </w:r>
     </w:p>
     <w:p>
@@ -634,11 +738,47 @@
           <w:numId w:val="4"/>
         </w:numPr>
         <w:spacing w:before="0" w:after="0"/>
-        <w:rPr/>
-      </w:pPr>
-      <w:r>
-        <w:rPr/>
-        <w:t>Рассчитывать налоги в РБ;</w:t>
+        <w:ind w:hanging="360" w:start="1080" w:end="85"/>
+        <w:rPr>
+          <w:sz w:val="24"/>
+          <w:szCs w:val="24"/>
+        </w:rPr>
+      </w:pPr>
+      <w:r>
+        <w:rPr>
+          <w:sz w:val="24"/>
+          <w:szCs w:val="24"/>
+        </w:rPr>
+        <w:t xml:space="preserve">Экспортировать </w:t>
+      </w:r>
+      <w:r>
+        <w:rPr>
+          <w:sz w:val="24"/>
+          <w:szCs w:val="24"/>
+        </w:rPr>
+        <w:t>данных.</w:t>
+      </w:r>
+    </w:p>
+    <w:p>
+      <w:pPr>
+        <w:pStyle w:val="Normal"/>
+        <w:numPr>
+          <w:ilvl w:val="0"/>
+          <w:numId w:val="4"/>
+        </w:numPr>
+        <w:spacing w:before="0" w:after="0"/>
+        <w:ind w:hanging="360" w:start="720" w:end="85"/>
+        <w:rPr>
+          <w:sz w:val="24"/>
+          <w:szCs w:val="24"/>
+        </w:rPr>
+      </w:pPr>
+      <w:r>
+        <w:rPr>
+          <w:sz w:val="24"/>
+          <w:szCs w:val="24"/>
+        </w:rPr>
+        <w:t>Функции финансового консультанта:</w:t>
       </w:r>
     </w:p>
     <w:p>
@@ -649,11 +789,18 @@
           <w:numId w:val="4"/>
         </w:numPr>
         <w:spacing w:before="0" w:after="0"/>
-        <w:rPr/>
-      </w:pPr>
-      <w:r>
-        <w:rPr/>
-        <w:t>Экспортировать отчет по налогам;</w:t>
+        <w:ind w:hanging="360" w:start="1080" w:end="85"/>
+        <w:rPr>
+          <w:sz w:val="24"/>
+          <w:szCs w:val="24"/>
+        </w:rPr>
+      </w:pPr>
+      <w:r>
+        <w:rPr>
+          <w:sz w:val="24"/>
+          <w:szCs w:val="24"/>
+        </w:rPr>
+        <w:t>Все функции частного инвестора;</w:t>
       </w:r>
     </w:p>
     <w:p>
@@ -664,86 +811,18 @@
           <w:numId w:val="4"/>
         </w:numPr>
         <w:spacing w:before="0" w:after="0"/>
-        <w:rPr/>
-      </w:pPr>
-      <w:r>
-        <w:rPr/>
-        <w:t>Экспортировать сводку по портфелю;</w:t>
-      </w:r>
-    </w:p>
-    <w:p>
-      <w:pPr>
-        <w:pStyle w:val="Normal"/>
-        <w:numPr>
-          <w:ilvl w:val="0"/>
-          <w:numId w:val="4"/>
-        </w:numPr>
-        <w:spacing w:before="0" w:after="0"/>
-        <w:rPr/>
-      </w:pPr>
-      <w:r>
-        <w:rPr/>
-        <w:t>Функции финансового консультанта:</w:t>
-      </w:r>
-    </w:p>
-    <w:p>
-      <w:pPr>
-        <w:pStyle w:val="Normal"/>
-        <w:numPr>
-          <w:ilvl w:val="1"/>
-          <w:numId w:val="4"/>
-        </w:numPr>
-        <w:spacing w:before="0" w:after="0"/>
-        <w:rPr/>
-      </w:pPr>
-      <w:r>
-        <w:rPr/>
-        <w:t>Все функции частного инвестора;</w:t>
-      </w:r>
-    </w:p>
-    <w:p>
-      <w:pPr>
-        <w:pStyle w:val="Normal"/>
-        <w:numPr>
-          <w:ilvl w:val="1"/>
-          <w:numId w:val="4"/>
-        </w:numPr>
-        <w:spacing w:before="0" w:after="0"/>
-        <w:rPr/>
-      </w:pPr>
-      <w:r>
-        <w:rPr/>
-        <w:t>Добавлять новые финансовые портфели для каждого своего клиента;</w:t>
-      </w:r>
-    </w:p>
-    <w:p>
-      <w:pPr>
-        <w:pStyle w:val="Normal"/>
-        <w:numPr>
-          <w:ilvl w:val="1"/>
-          <w:numId w:val="4"/>
-        </w:numPr>
-        <w:spacing w:before="0" w:after="0"/>
-        <w:rPr/>
-      </w:pPr>
-      <w:r>
-        <w:rPr/>
-        <w:t>Экспортировать отчет по каждому портфелю;</w:t>
-      </w:r>
-    </w:p>
-    <w:p>
-      <w:pPr>
-        <w:pStyle w:val="Normal"/>
-        <w:numPr>
-          <w:ilvl w:val="1"/>
-          <w:numId w:val="4"/>
-        </w:numPr>
-        <w:spacing w:before="0" w:after="0"/>
-        <w:rPr/>
-      </w:pPr>
-      <w:r>
-        <w:rPr/>
-        <w:t>Рассчитывать налоги в РБ для каждого портфеля по отдельности</w:t>
+        <w:ind w:hanging="360" w:start="1080" w:end="85"/>
+        <w:rPr>
+          <w:sz w:val="24"/>
+          <w:szCs w:val="24"/>
+        </w:rPr>
+      </w:pPr>
+      <w:r>
+        <w:rPr>
+          <w:sz w:val="24"/>
+          <w:szCs w:val="24"/>
+        </w:rPr>
+        <w:t>Добавлять новые финансовые портфели для каждого клиента.</w:t>
       </w:r>
     </w:p>
     <w:p>
@@ -765,13 +844,13 @@
         <w:rPr>
           <w:szCs w:val="24"/>
         </w:rPr>
-        <w:t xml:space="preserve">При выполнении курсового проекта необходимо использовать принципы проектирования ООП. Приложение  </w:t>
-      </w:r>
-      <w:r>
-        <w:rPr>
-          <w:szCs w:val="24"/>
-        </w:rPr>
-        <w:t xml:space="preserve">кроссплатформенное </w:t>
+        <w:t xml:space="preserve">При выполнении курсового проекта необходимо использовать принципы проектирования ООП. Приложение разрабатывается под ОС </w:t>
+      </w:r>
+      <w:r>
+        <w:rPr>
+          <w:szCs w:val="24"/>
+        </w:rPr>
+        <w:t xml:space="preserve">Archlinux </w:t>
       </w:r>
       <w:r>
         <w:rPr/>
@@ -795,7 +874,7 @@
       </w:r>
       <w:r>
         <w:rPr/>
-        <w:t>. Язык разработки проекта – C#. Управление программой должно быть интуитивно понятным и удобным. При разработке использовать несколько наиболее подходящих шаблонов проектирования ПО.</w:t>
+        <w:t>. Язык разработки проекта – C#. Управление программой должно быть интуитивно понятным и удобным. При разработке использовать несколько наиболее подходящих шаблонов проектирования ПО. По окончании разработки необходимо создать установщик программы.</w:t>
       </w:r>
     </w:p>
     <w:p>
@@ -845,7 +924,7 @@
       </w:pPr>
       <w:r>
         <w:rPr/>
-        <w:t xml:space="preserve">Постановка задачи и обзор литературы </w:t>
+        <w:t>Анализ прототипов, литературных источников и формирование требований к проектируемому программному средству</w:t>
       </w:r>
     </w:p>
     <w:p>
@@ -861,7 +940,7 @@
       </w:pPr>
       <w:r>
         <w:rPr/>
-        <w:t>Проектирование  архитектуры проекта</w:t>
+        <w:t>Анализ требований к программному средству и разработка функциональных требований</w:t>
       </w:r>
     </w:p>
     <w:p>
@@ -877,7 +956,7 @@
       </w:pPr>
       <w:r>
         <w:rPr/>
-        <w:t xml:space="preserve">Разработка функциональной модели и модели данных ПС </w:t>
+        <w:t>Проектирование программного средства</w:t>
       </w:r>
     </w:p>
     <w:p>
@@ -893,7 +972,7 @@
       </w:pPr>
       <w:r>
         <w:rPr/>
-        <w:t xml:space="preserve">Тестирование </w:t>
+        <w:t xml:space="preserve">Реализация программного средства </w:t>
       </w:r>
     </w:p>
     <w:p>
@@ -909,7 +988,7 @@
       </w:pPr>
       <w:r>
         <w:rPr/>
-        <w:t>Заключение</w:t>
+        <w:t>Тестирование, проверка работоспособности и анализ полученных результатов</w:t>
       </w:r>
     </w:p>
     <w:p>
@@ -925,7 +1004,7 @@
       </w:pPr>
       <w:r>
         <w:rPr/>
-        <w:t>Список используемых источников</w:t>
+        <w:t>Руководство по установке и использованию</w:t>
       </w:r>
     </w:p>
     <w:p>
@@ -941,6 +1020,38 @@
       </w:pPr>
       <w:r>
         <w:rPr/>
+        <w:t>Заключение</w:t>
+      </w:r>
+    </w:p>
+    <w:p>
+      <w:pPr>
+        <w:pStyle w:val="Normal"/>
+        <w:numPr>
+          <w:ilvl w:val="0"/>
+          <w:numId w:val="2"/>
+        </w:numPr>
+        <w:spacing w:before="0" w:after="0"/>
+        <w:ind w:hanging="360" w:start="720" w:end="85"/>
+        <w:rPr/>
+      </w:pPr>
+      <w:r>
+        <w:rPr/>
+        <w:t>Список использованных источников</w:t>
+      </w:r>
+    </w:p>
+    <w:p>
+      <w:pPr>
+        <w:pStyle w:val="Normal"/>
+        <w:numPr>
+          <w:ilvl w:val="0"/>
+          <w:numId w:val="2"/>
+        </w:numPr>
+        <w:spacing w:before="0" w:after="0"/>
+        <w:ind w:hanging="360" w:start="720" w:end="85"/>
+        <w:rPr/>
+      </w:pPr>
+      <w:r>
+        <w:rPr/>
         <w:t>Приложения</w:t>
       </w:r>
     </w:p>
@@ -948,7 +1059,7 @@
       <w:pPr>
         <w:pStyle w:val="Normal"/>
         <w:spacing w:before="0" w:after="0"/>
-        <w:ind w:start="720" w:end="0"/>
+        <w:ind w:start="360" w:end="0"/>
         <w:rPr/>
       </w:pPr>
       <w:r>
@@ -1028,7 +1139,7 @@
       </w:pPr>
       <w:r>
         <w:rPr/>
-        <w:t>Пояснительную записку, листинги, проект (инсталляцию проекта) необходимо загрузить  диск, указанный преподавателем.</w:t>
+        <w:t>Пояснительную записку, листинги, проект (инсталляцию проекта) необходимо загрузить диск, указанный преподавателем.</w:t>
       </w:r>
     </w:p>
     <w:p>
@@ -1262,11 +1373,7 @@
             </w:pPr>
             <w:r>
               <w:rPr/>
-              <w:t>12.03.202</w:t>
-            </w:r>
-            <w:r>
-              <w:rPr/>
-              <w:t>6</w:t>
+              <w:t>12.03.2026</w:t>
             </w:r>
           </w:p>
         </w:tc>
@@ -1369,11 +1476,7 @@
             </w:pPr>
             <w:r>
               <w:rPr/>
-              <w:t>22.03.202</w:t>
-            </w:r>
-            <w:r>
-              <w:rPr/>
-              <w:t>6</w:t>
+              <w:t>22.03.2026</w:t>
             </w:r>
           </w:p>
         </w:tc>
@@ -1476,11 +1579,7 @@
             </w:pPr>
             <w:r>
               <w:rPr/>
-              <w:t>26.03.202</w:t>
-            </w:r>
-            <w:r>
-              <w:rPr/>
-              <w:t>6</w:t>
+              <w:t>26.03.2026</w:t>
             </w:r>
           </w:p>
         </w:tc>
@@ -1583,11 +1682,7 @@
             </w:pPr>
             <w:r>
               <w:rPr/>
-              <w:t>5.04.202</w:t>
-            </w:r>
-            <w:r>
-              <w:rPr/>
-              <w:t>6</w:t>
+              <w:t>05.04.2026</w:t>
             </w:r>
           </w:p>
         </w:tc>
@@ -1694,11 +1789,7 @@
             </w:pPr>
             <w:r>
               <w:rPr/>
-              <w:t>15.04.202</w:t>
-            </w:r>
-            <w:r>
-              <w:rPr/>
-              <w:t>6</w:t>
+              <w:t>25.04.2026</w:t>
             </w:r>
           </w:p>
         </w:tc>
@@ -1801,11 +1892,7 @@
             </w:pPr>
             <w:r>
               <w:rPr/>
-              <w:t>01.05.202</w:t>
-            </w:r>
-            <w:r>
-              <w:rPr/>
-              <w:t>6</w:t>
+              <w:t>01.05.2026</w:t>
             </w:r>
           </w:p>
         </w:tc>
@@ -1908,11 +1995,7 @@
             </w:pPr>
             <w:r>
               <w:rPr/>
-              <w:t>11.05.202</w:t>
-            </w:r>
-            <w:r>
-              <w:rPr/>
-              <w:t>6</w:t>
+              <w:t>07.05.2026</w:t>
             </w:r>
           </w:p>
         </w:tc>
@@ -2015,11 +2098,13 @@
             </w:pPr>
             <w:r>
               <w:rPr/>
-              <w:t>20.05.202</w:t>
-            </w:r>
-            <w:r>
-              <w:rPr/>
-              <w:t>6</w:t>
+              <w:t>18</w:t>
+            </w:r>
+            <w:bookmarkStart w:id="0" w:name="_GoBack"/>
+            <w:bookmarkEnd w:id="0"/>
+            <w:r>
+              <w:rPr/>
+              <w:t>.05.2026</w:t>
             </w:r>
           </w:p>
         </w:tc>
@@ -2052,16 +2137,30 @@
     <w:p>
       <w:pPr>
         <w:pStyle w:val="Normal"/>
-        <w:spacing w:before="0" w:after="0"/>
+        <w:spacing w:before="240" w:after="0"/>
         <w:ind w:end="0"/>
-        <w:rPr>
-          <w:lang w:val="en-US"/>
-        </w:rPr>
-      </w:pPr>
-      <w:r>
-        <w:rPr>
-          <w:lang w:val="en-US"/>
-        </w:rPr>
+        <w:rPr/>
+      </w:pPr>
+      <w:r>
+        <w:rPr>
+          <w:b/>
+          <w:szCs w:val="24"/>
+        </w:rPr>
+        <w:t>5. Дата выдачи задания ____</w:t>
+      </w:r>
+      <w:r>
+        <w:rPr>
+          <w:szCs w:val="24"/>
+          <w:u w:val="single"/>
+        </w:rPr>
+        <w:t>12.02.2026</w:t>
+      </w:r>
+      <w:r>
+        <w:rPr>
+          <w:b/>
+          <w:szCs w:val="24"/>
+        </w:rPr>
+        <w:t>____</w:t>
       </w:r>
     </w:p>
     <w:p>
@@ -2069,66 +2168,6 @@
         <w:pStyle w:val="Normal"/>
         <w:spacing w:before="0" w:after="0"/>
         <w:ind w:end="0"/>
-        <w:rPr>
-          <w:lang w:val="en-US"/>
-        </w:rPr>
-      </w:pPr>
-      <w:r>
-        <w:rPr>
-          <w:lang w:val="en-US"/>
-        </w:rPr>
-      </w:r>
-    </w:p>
-    <w:p>
-      <w:pPr>
-        <w:pStyle w:val="Normal"/>
-        <w:spacing w:before="0" w:after="0"/>
-        <w:ind w:end="0"/>
-        <w:rPr/>
-      </w:pPr>
-      <w:r>
-        <w:rPr>
-          <w:b/>
-          <w:szCs w:val="24"/>
-        </w:rPr>
-        <w:t>5. Дата выдачи задания ____</w:t>
-      </w:r>
-      <w:r>
-        <w:rPr>
-          <w:b/>
-          <w:szCs w:val="24"/>
-          <w:u w:val="single"/>
-          <w:shd w:fill="auto" w:val="clear"/>
-        </w:rPr>
-        <w:t>27</w:t>
-      </w:r>
-      <w:r>
-        <w:rPr>
-          <w:szCs w:val="24"/>
-          <w:u w:val="single"/>
-        </w:rPr>
-        <w:t>.02.202</w:t>
-      </w:r>
-      <w:r>
-        <w:rPr>
-          <w:szCs w:val="24"/>
-          <w:u w:val="single"/>
-        </w:rPr>
-        <w:t>6</w:t>
-      </w:r>
-      <w:r>
-        <w:rPr>
-          <w:b/>
-          <w:szCs w:val="24"/>
-        </w:rPr>
-        <w:t>____</w:t>
-      </w:r>
-    </w:p>
-    <w:p>
-      <w:pPr>
-        <w:pStyle w:val="Normal"/>
-        <w:spacing w:before="0" w:after="0"/>
-        <w:ind w:end="0"/>
         <w:rPr/>
       </w:pPr>
       <w:r>
@@ -2139,7 +2178,6 @@
       </w:r>
       <w:r>
         <w:rPr>
-          <w:sz w:val="24"/>
           <w:szCs w:val="22"/>
         </w:rPr>
         <w:t>ь</w:t>
@@ -2148,19 +2186,7 @@
         <w:rPr>
           <w:szCs w:val="24"/>
         </w:rPr>
-        <w:t>________________</w:t>
-      </w:r>
-      <w:r>
-        <w:rPr>
-          <w:szCs w:val="24"/>
-          <w:lang w:val="en-US"/>
-        </w:rPr>
-        <w:t>_________________</w:t>
-      </w:r>
-      <w:r>
-        <w:rPr>
-          <w:szCs w:val="24"/>
-        </w:rPr>
+        <w:t>_________________________________</w:t>
         <w:tab/>
         <w:tab/>
       </w:r>
@@ -2169,9 +2195,8 @@
           <w:i/>
           <w:szCs w:val="24"/>
           <w:shd w:fill="auto" w:val="clear"/>
-          <w:lang w:val="en-US"/>
-        </w:rPr>
-        <w:t>В.Д. Авдеева</w:t>
+        </w:rPr>
+        <w:t>Авдеева В.Д</w:t>
       </w:r>
       <w:r>
         <w:rPr>
@@ -2196,7 +2221,6 @@
         <w:rPr>
           <w:szCs w:val="24"/>
           <w:vertAlign w:val="superscript"/>
-          <w:lang w:val="en-US"/>
         </w:rPr>
         <w:t xml:space="preserve">                    </w:t>
       </w:r>
@@ -2225,7 +2249,7 @@
         <w:rPr>
           <w:szCs w:val="24"/>
         </w:rPr>
-        <w:t xml:space="preserve">Задание принял к исполнению _______________________ </w:t>
+        <w:t xml:space="preserve">Задание принял к исполнению _______________________  </w:t>
       </w:r>
       <w:r>
         <w:rPr>
@@ -2234,16 +2258,7 @@
           <w:shd w:fill="auto" w:val="clear"/>
           <w:lang w:val="en-US"/>
         </w:rPr>
-        <w:t xml:space="preserve"> </w:t>
-      </w:r>
-      <w:r>
-        <w:rPr>
-          <w:i/>
-          <w:szCs w:val="24"/>
-          <w:shd w:fill="auto" w:val="clear"/>
-          <w:lang w:val="en-US"/>
-        </w:rPr>
-        <w:t>С.А. Лавшук</w:t>
+        <w:t>Лавшук С.А.</w:t>
       </w:r>
     </w:p>
     <w:p>
@@ -2674,7 +2689,7 @@
       <w:lvlJc w:val="start"/>
       <w:pPr>
         <w:tabs>
-          <w:tab w:val="num" w:pos="720"/>
+          <w:tab w:val="num" w:pos="0"/>
         </w:tabs>
         <w:ind w:start="720" w:hanging="360"/>
       </w:pPr>
@@ -2685,31 +2700,31 @@
     <w:lvl w:ilvl="1">
       <w:start w:val="1"/>
       <w:numFmt w:val="bullet"/>
-      <w:lvlText w:val="◦"/>
+      <w:lvlText w:val="o"/>
       <w:lvlJc w:val="start"/>
       <w:pPr>
         <w:tabs>
-          <w:tab w:val="num" w:pos="1080"/>
+          <w:tab w:val="num" w:pos="0"/>
         </w:tabs>
-        <w:ind w:start="1080" w:hanging="360"/>
+        <w:ind w:start="1440" w:hanging="360"/>
       </w:pPr>
       <w:rPr>
-        <w:rFonts w:ascii="OpenSymbol" w:hAnsi="OpenSymbol" w:cs="OpenSymbol" w:hint="default"/>
+        <w:rFonts w:ascii="Courier New" w:hAnsi="Courier New" w:cs="Courier New" w:hint="default"/>
       </w:rPr>
     </w:lvl>
     <w:lvl w:ilvl="2">
       <w:start w:val="1"/>
       <w:numFmt w:val="bullet"/>
-      <w:lvlText w:val="▪"/>
+      <w:lvlText w:val=""/>
       <w:lvlJc w:val="start"/>
       <w:pPr>
         <w:tabs>
-          <w:tab w:val="num" w:pos="1440"/>
+          <w:tab w:val="num" w:pos="0"/>
         </w:tabs>
-        <w:ind w:start="1440" w:hanging="360"/>
+        <w:ind w:start="2160" w:hanging="360"/>
       </w:pPr>
       <w:rPr>
-        <w:rFonts w:ascii="OpenSymbol" w:hAnsi="OpenSymbol" w:cs="OpenSymbol" w:hint="default"/>
+        <w:rFonts w:ascii="Wingdings" w:hAnsi="Wingdings" w:cs="Wingdings" w:hint="default"/>
       </w:rPr>
     </w:lvl>
     <w:lvl w:ilvl="3">
@@ -2719,9 +2734,9 @@
       <w:lvlJc w:val="start"/>
       <w:pPr>
         <w:tabs>
-          <w:tab w:val="num" w:pos="1800"/>
+          <w:tab w:val="num" w:pos="0"/>
         </w:tabs>
-        <w:ind w:start="1800" w:hanging="360"/>
+        <w:ind w:start="2880" w:hanging="360"/>
       </w:pPr>
       <w:rPr>
         <w:rFonts w:ascii="Symbol" w:hAnsi="Symbol" w:cs="Symbol" w:hint="default"/>
@@ -2730,31 +2745,31 @@
     <w:lvl w:ilvl="4">
       <w:start w:val="1"/>
       <w:numFmt w:val="bullet"/>
-      <w:lvlText w:val="◦"/>
+      <w:lvlText w:val="o"/>
       <w:lvlJc w:val="start"/>
       <w:pPr>
         <w:tabs>
-          <w:tab w:val="num" w:pos="2160"/>
+          <w:tab w:val="num" w:pos="0"/>
         </w:tabs>
-        <w:ind w:start="2160" w:hanging="360"/>
+        <w:ind w:start="3600" w:hanging="360"/>
       </w:pPr>
       <w:rPr>
-        <w:rFonts w:ascii="OpenSymbol" w:hAnsi="OpenSymbol" w:cs="OpenSymbol" w:hint="default"/>
+        <w:rFonts w:ascii="Courier New" w:hAnsi="Courier New" w:cs="Courier New" w:hint="default"/>
       </w:rPr>
     </w:lvl>
     <w:lvl w:ilvl="5">
       <w:start w:val="1"/>
       <w:numFmt w:val="bullet"/>
-      <w:lvlText w:val="▪"/>
+      <w:lvlText w:val=""/>
       <w:lvlJc w:val="start"/>
       <w:pPr>
         <w:tabs>
-          <w:tab w:val="num" w:pos="2520"/>
+          <w:tab w:val="num" w:pos="0"/>
         </w:tabs>
-        <w:ind w:start="2520" w:hanging="360"/>
+        <w:ind w:start="4320" w:hanging="360"/>
       </w:pPr>
       <w:rPr>
-        <w:rFonts w:ascii="OpenSymbol" w:hAnsi="OpenSymbol" w:cs="OpenSymbol" w:hint="default"/>
+        <w:rFonts w:ascii="Wingdings" w:hAnsi="Wingdings" w:cs="Wingdings" w:hint="default"/>
       </w:rPr>
     </w:lvl>
     <w:lvl w:ilvl="6">
@@ -2764,9 +2779,9 @@
       <w:lvlJc w:val="start"/>
       <w:pPr>
         <w:tabs>
-          <w:tab w:val="num" w:pos="2880"/>
+          <w:tab w:val="num" w:pos="0"/>
         </w:tabs>
-        <w:ind w:start="2880" w:hanging="360"/>
+        <w:ind w:start="5040" w:hanging="360"/>
       </w:pPr>
       <w:rPr>
         <w:rFonts w:ascii="Symbol" w:hAnsi="Symbol" w:cs="Symbol" w:hint="default"/>
@@ -2775,31 +2790,31 @@
     <w:lvl w:ilvl="7">
       <w:start w:val="1"/>
       <w:numFmt w:val="bullet"/>
-      <w:lvlText w:val="◦"/>
+      <w:lvlText w:val="o"/>
       <w:lvlJc w:val="start"/>
       <w:pPr>
         <w:tabs>
-          <w:tab w:val="num" w:pos="3240"/>
+          <w:tab w:val="num" w:pos="0"/>
         </w:tabs>
-        <w:ind w:start="3240" w:hanging="360"/>
+        <w:ind w:start="5760" w:hanging="360"/>
       </w:pPr>
       <w:rPr>
-        <w:rFonts w:ascii="OpenSymbol" w:hAnsi="OpenSymbol" w:cs="OpenSymbol" w:hint="default"/>
+        <w:rFonts w:ascii="Courier New" w:hAnsi="Courier New" w:cs="Courier New" w:hint="default"/>
       </w:rPr>
     </w:lvl>
     <w:lvl w:ilvl="8">
       <w:start w:val="1"/>
       <w:numFmt w:val="bullet"/>
-      <w:lvlText w:val="▪"/>
+      <w:lvlText w:val=""/>
       <w:lvlJc w:val="start"/>
       <w:pPr>
         <w:tabs>
-          <w:tab w:val="num" w:pos="3600"/>
+          <w:tab w:val="num" w:pos="0"/>
         </w:tabs>
-        <w:ind w:start="3600" w:hanging="360"/>
+        <w:ind w:start="6480" w:hanging="360"/>
       </w:pPr>
       <w:rPr>
-        <w:rFonts w:ascii="OpenSymbol" w:hAnsi="OpenSymbol" w:cs="OpenSymbol" w:hint="default"/>
+        <w:rFonts w:ascii="Wingdings" w:hAnsi="Wingdings" w:cs="Wingdings" w:hint="default"/>
       </w:rPr>
     </w:lvl>
   </w:abstractNum>
@@ -2835,7 +2850,7 @@
       </w:pPr>
     </w:pPrDefault>
   </w:docDefaults>
-  <w:latentStyles w:defLockedState="0" w:defUIPriority="99" w:defSemiHidden="0" w:defUnhideWhenUsed="0" w:defQFormat="0" w:count="376">
+  <w:latentStyles w:defLockedState="0" w:defUIPriority="99" w:defSemiHidden="0" w:defUnhideWhenUsed="0" w:defQFormat="0" w:count="371">
     <w:lsdException w:name="Normal" w:uiPriority="0" w:qFormat="1"/>
     <w:lsdException w:name="heading 1" w:uiPriority="9" w:qFormat="1"/>
     <w:lsdException w:name="heading 2" w:uiPriority="9" w:semiHidden="1" w:unhideWhenUsed="1" w:qFormat="1"/>
@@ -3207,11 +3222,6 @@
     <w:lsdException w:name="List Table 5 Dark Accent 6" w:uiPriority="50"/>
     <w:lsdException w:name="List Table 6 Colorful Accent 6" w:uiPriority="51"/>
     <w:lsdException w:name="List Table 7 Colorful Accent 6" w:uiPriority="52"/>
-    <w:lsdException w:name="Mention" w:semiHidden="1" w:unhideWhenUsed="1"/>
-    <w:lsdException w:name="Smart Hyperlink" w:semiHidden="1" w:unhideWhenUsed="1"/>
-    <w:lsdException w:name="Hashtag" w:semiHidden="1" w:unhideWhenUsed="1"/>
-    <w:lsdException w:name="Unresolved Mention" w:semiHidden="1" w:unhideWhenUsed="1"/>
-    <w:lsdException w:name="Smart Link" w:semiHidden="1" w:unhideWhenUsed="1"/>
   </w:latentStyles>
   <w:style w:type="paragraph" w:styleId="Normal" w:default="1">
     <w:name w:val="Normal"/>
@@ -3279,13 +3289,6 @@
       <w:color w:val="4F81BD"/>
       <w:sz w:val="28"/>
       <w:szCs w:val="28"/>
-    </w:rPr>
-  </w:style>
-  <w:style w:type="character" w:styleId="Bullets">
-    <w:name w:val="Bullets"/>
-    <w:qFormat/>
-    <w:rPr>
-      <w:rFonts w:ascii="OpenSymbol" w:hAnsi="OpenSymbol" w:eastAsia="OpenSymbol" w:cs="OpenSymbol"/>
     </w:rPr>
   </w:style>
   <w:style w:type="paragraph" w:styleId="Heading">
